--- a/lab3/web_lab3_LehoidaY.docx
+++ b/lab3/web_lab3_LehoidaY.docx
@@ -3,7 +3,483 @@
 <w:document xmlns:wpc="http://schemas.microsoft.com/office/word/2010/wordprocessingCanvas" xmlns:cx="http://schemas.microsoft.com/office/drawing/2014/chartex" xmlns:cx1="http://schemas.microsoft.com/office/drawing/2015/9/8/chartex" xmlns:cx2="http://schemas.microsoft.com/office/drawing/2015/10/21/chartex" xmlns:cx3="http://schemas.microsoft.com/office/drawing/2016/5/9/chartex" xmlns:cx4="http://schemas.microsoft.com/office/drawing/2016/5/10/chartex" xmlns:cx5="http://schemas.microsoft.com/office/drawing/2016/5/11/chartex" xmlns:cx6="http://schemas.microsoft.com/office/drawing/2016/5/12/chartex" xmlns:cx7="http://schemas.microsoft.com/office/drawing/2016/5/13/chartex" xmlns:cx8="http://schemas.microsoft.com/office/drawing/2016/5/14/chartex" xmlns:mc="http://schemas.openxmlformats.org/markup-compatibility/2006" xmlns:aink="http://schemas.microsoft.com/office/drawing/2016/ink" xmlns:am3d="http://schemas.microsoft.com/office/drawing/2017/model3d" xmlns:o="urn:schemas-microsoft-com:office:office" xmlns:r="http://schemas.openxmlformats.org/officeDocument/2006/relationships" xmlns:m="http://schemas.openxmlformats.org/officeDocument/2006/math" xmlns:v="urn:schemas-microsoft-com:vml" xmlns:wp14="http://schemas.microsoft.com/office/word/2010/wordprocessingDrawing" xmlns:wp="http://schemas.openxmlformats.org/drawingml/2006/wordprocessingDrawing" xmlns:w10="urn:schemas-microsoft-com:office:word" xmlns:w="http://schemas.openxmlformats.org/wordprocessingml/2006/main" xmlns:w14="http://schemas.microsoft.com/office/word/2010/wordml" xmlns:w15="http://schemas.microsoft.com/office/word/2012/wordml" xmlns:w16cex="http://schemas.microsoft.com/office/word/2018/wordml/cex" xmlns:w16cid="http://schemas.microsoft.com/office/word/2016/wordml/cid" xmlns:w16="http://schemas.microsoft.com/office/word/2018/wordml" xmlns:w16sdtdh="http://schemas.microsoft.com/office/word/2020/wordml/sdtdatahash" xmlns:w16se="http://schemas.microsoft.com/office/word/2015/wordml/symex" xmlns:wpg="http://schemas.microsoft.com/office/word/2010/wordprocessingGroup" xmlns:wpi="http://schemas.microsoft.com/office/word/2010/wordprocessingInk" xmlns:wne="http://schemas.microsoft.com/office/word/2006/wordml" xmlns:wps="http://schemas.microsoft.com/office/word/2010/wordprocessingShape" mc:Ignorable="w14 w15 w16se w16cid w16 w16cex w16sdtdh wp14">
   <w:body>
     <w:p>
-      <w:r>
+      <w:pPr>
+        <w:jc w:val="center"/>
+        <w:rPr>
+          <w:rFonts w:ascii="Times New Roman" w:eastAsia="Roboto Mono" w:hAnsi="Times New Roman" w:cs="Times New Roman"/>
+          <w:b/>
+          <w:sz w:val="28"/>
+          <w:szCs w:val="28"/>
+        </w:rPr>
+      </w:pPr>
+      <w:r>
+        <w:rPr>
+          <w:rFonts w:ascii="Times New Roman" w:eastAsia="Roboto Mono" w:hAnsi="Times New Roman" w:cs="Times New Roman"/>
+          <w:b/>
+          <w:sz w:val="28"/>
+          <w:szCs w:val="28"/>
+        </w:rPr>
+        <w:t>Київський політехнічний інститут імені Ігоря Сікорського</w:t>
+      </w:r>
+    </w:p>
+    <w:p>
+      <w:pPr>
+        <w:jc w:val="center"/>
+        <w:rPr>
+          <w:rFonts w:ascii="Times New Roman" w:eastAsia="Roboto Mono" w:hAnsi="Times New Roman" w:cs="Times New Roman"/>
+          <w:b/>
+          <w:sz w:val="28"/>
+          <w:szCs w:val="28"/>
+        </w:rPr>
+      </w:pPr>
+    </w:p>
+    <w:p>
+      <w:pPr>
+        <w:jc w:val="center"/>
+        <w:rPr>
+          <w:rFonts w:ascii="Times New Roman" w:eastAsia="Roboto Mono" w:hAnsi="Times New Roman" w:cs="Times New Roman"/>
+          <w:b/>
+          <w:sz w:val="28"/>
+          <w:szCs w:val="28"/>
+        </w:rPr>
+      </w:pPr>
+    </w:p>
+    <w:p>
+      <w:pPr>
+        <w:jc w:val="center"/>
+        <w:rPr>
+          <w:rFonts w:ascii="Times New Roman" w:eastAsia="Roboto Mono" w:hAnsi="Times New Roman" w:cs="Times New Roman"/>
+          <w:b/>
+          <w:sz w:val="28"/>
+          <w:szCs w:val="28"/>
+        </w:rPr>
+      </w:pPr>
+    </w:p>
+    <w:p>
+      <w:pPr>
+        <w:jc w:val="center"/>
+        <w:rPr>
+          <w:rFonts w:ascii="Times New Roman" w:eastAsia="Roboto Mono" w:hAnsi="Times New Roman" w:cs="Times New Roman"/>
+          <w:b/>
+          <w:sz w:val="28"/>
+          <w:szCs w:val="28"/>
+        </w:rPr>
+      </w:pPr>
+    </w:p>
+    <w:p>
+      <w:pPr>
+        <w:jc w:val="center"/>
+        <w:rPr>
+          <w:rFonts w:ascii="Times New Roman" w:eastAsia="Roboto Mono" w:hAnsi="Times New Roman" w:cs="Times New Roman"/>
+          <w:b/>
+          <w:sz w:val="28"/>
+          <w:szCs w:val="28"/>
+        </w:rPr>
+      </w:pPr>
+    </w:p>
+    <w:p>
+      <w:pPr>
+        <w:jc w:val="center"/>
+        <w:rPr>
+          <w:rFonts w:ascii="Times New Roman" w:eastAsia="Roboto Mono" w:hAnsi="Times New Roman" w:cs="Times New Roman"/>
+          <w:b/>
+          <w:sz w:val="28"/>
+          <w:szCs w:val="28"/>
+        </w:rPr>
+      </w:pPr>
+    </w:p>
+    <w:p>
+      <w:pPr>
+        <w:jc w:val="center"/>
+        <w:rPr>
+          <w:rFonts w:ascii="Times New Roman" w:eastAsia="Roboto Mono" w:hAnsi="Times New Roman" w:cs="Times New Roman"/>
+          <w:b/>
+          <w:sz w:val="28"/>
+          <w:szCs w:val="28"/>
+        </w:rPr>
+      </w:pPr>
+      <w:r>
+        <w:rPr>
+          <w:rFonts w:ascii="Times New Roman" w:eastAsia="Roboto Mono" w:hAnsi="Times New Roman" w:cs="Times New Roman"/>
+          <w:b/>
+          <w:sz w:val="28"/>
+          <w:szCs w:val="28"/>
+        </w:rPr>
+        <w:t>Фізико-технічний інститут</w:t>
+      </w:r>
+    </w:p>
+    <w:p>
+      <w:pPr>
+        <w:jc w:val="center"/>
+        <w:rPr>
+          <w:rFonts w:ascii="Times New Roman" w:eastAsia="Roboto Mono" w:hAnsi="Times New Roman" w:cs="Times New Roman"/>
+          <w:b/>
+          <w:sz w:val="28"/>
+          <w:szCs w:val="28"/>
+        </w:rPr>
+      </w:pPr>
+      <w:r>
+        <w:rPr>
+          <w:rFonts w:ascii="Times New Roman" w:eastAsia="Roboto Mono" w:hAnsi="Times New Roman" w:cs="Times New Roman"/>
+          <w:b/>
+          <w:sz w:val="28"/>
+          <w:szCs w:val="28"/>
+          <w:lang w:val="en-US"/>
+        </w:rPr>
+        <w:t>WEB</w:t>
+      </w:r>
+      <w:r>
+        <w:rPr>
+          <w:rFonts w:ascii="Times New Roman" w:eastAsia="Roboto Mono" w:hAnsi="Times New Roman" w:cs="Times New Roman"/>
+          <w:b/>
+          <w:sz w:val="28"/>
+          <w:szCs w:val="28"/>
+          <w:lang w:val="ru-RU"/>
+        </w:rPr>
+        <w:t>-</w:t>
+      </w:r>
+      <w:r>
+        <w:rPr>
+          <w:rFonts w:ascii="Times New Roman" w:eastAsia="Roboto Mono" w:hAnsi="Times New Roman" w:cs="Times New Roman"/>
+          <w:b/>
+          <w:sz w:val="28"/>
+          <w:szCs w:val="28"/>
+        </w:rPr>
+        <w:t>аналітика</w:t>
+      </w:r>
+    </w:p>
+    <w:p>
+      <w:pPr>
+        <w:jc w:val="center"/>
+        <w:rPr>
+          <w:rFonts w:ascii="Times New Roman" w:eastAsia="Roboto Mono" w:hAnsi="Times New Roman" w:cs="Times New Roman"/>
+          <w:b/>
+          <w:sz w:val="28"/>
+          <w:szCs w:val="28"/>
+        </w:rPr>
+      </w:pPr>
+      <w:r>
+        <w:rPr>
+          <w:rFonts w:ascii="Times New Roman" w:eastAsia="Roboto Mono" w:hAnsi="Times New Roman" w:cs="Times New Roman"/>
+          <w:b/>
+          <w:sz w:val="28"/>
+          <w:szCs w:val="28"/>
+        </w:rPr>
+        <w:t>Лабораторна робота №</w:t>
+      </w:r>
+      <w:r>
+        <w:rPr>
+          <w:rFonts w:ascii="Times New Roman" w:eastAsia="Roboto Mono" w:hAnsi="Times New Roman" w:cs="Times New Roman"/>
+          <w:b/>
+          <w:sz w:val="28"/>
+          <w:szCs w:val="28"/>
+        </w:rPr>
+        <w:t>3</w:t>
+      </w:r>
+    </w:p>
+    <w:p>
+      <w:pPr>
+        <w:jc w:val="center"/>
+        <w:rPr>
+          <w:rFonts w:ascii="Times New Roman" w:eastAsia="Roboto Mono" w:hAnsi="Times New Roman" w:cs="Times New Roman"/>
+          <w:b/>
+          <w:sz w:val="28"/>
+          <w:szCs w:val="28"/>
+        </w:rPr>
+      </w:pPr>
+      <w:r>
+        <w:rPr>
+          <w:rFonts w:ascii="Times New Roman" w:eastAsia="Roboto Mono" w:hAnsi="Times New Roman" w:cs="Times New Roman"/>
+          <w:b/>
+          <w:sz w:val="28"/>
+          <w:szCs w:val="28"/>
+        </w:rPr>
+        <w:t>Репорт-звіт</w:t>
+      </w:r>
+    </w:p>
+    <w:p>
+      <w:pPr>
+        <w:jc w:val="center"/>
+        <w:rPr>
+          <w:rFonts w:ascii="Times New Roman" w:eastAsia="Roboto Mono" w:hAnsi="Times New Roman" w:cs="Times New Roman"/>
+          <w:b/>
+          <w:sz w:val="28"/>
+          <w:szCs w:val="28"/>
+        </w:rPr>
+      </w:pPr>
+    </w:p>
+    <w:p>
+      <w:pPr>
+        <w:jc w:val="center"/>
+        <w:rPr>
+          <w:rFonts w:ascii="Times New Roman" w:eastAsia="Roboto Mono" w:hAnsi="Times New Roman" w:cs="Times New Roman"/>
+          <w:b/>
+          <w:sz w:val="28"/>
+          <w:szCs w:val="28"/>
+        </w:rPr>
+      </w:pPr>
+    </w:p>
+    <w:p>
+      <w:pPr>
+        <w:jc w:val="center"/>
+        <w:rPr>
+          <w:rFonts w:ascii="Times New Roman" w:eastAsia="Roboto Mono" w:hAnsi="Times New Roman" w:cs="Times New Roman"/>
+          <w:b/>
+          <w:sz w:val="28"/>
+          <w:szCs w:val="28"/>
+        </w:rPr>
+      </w:pPr>
+    </w:p>
+    <w:p>
+      <w:pPr>
+        <w:jc w:val="center"/>
+        <w:rPr>
+          <w:rFonts w:ascii="Times New Roman" w:eastAsia="Roboto Mono" w:hAnsi="Times New Roman" w:cs="Times New Roman"/>
+          <w:b/>
+          <w:sz w:val="28"/>
+          <w:szCs w:val="28"/>
+        </w:rPr>
+      </w:pPr>
+    </w:p>
+    <w:p>
+      <w:pPr>
+        <w:jc w:val="right"/>
+        <w:rPr>
+          <w:rFonts w:ascii="Times New Roman" w:eastAsia="Roboto Mono" w:hAnsi="Times New Roman" w:cs="Times New Roman"/>
+          <w:b/>
+          <w:sz w:val="28"/>
+          <w:szCs w:val="28"/>
+        </w:rPr>
+      </w:pPr>
+      <w:r>
+        <w:rPr>
+          <w:rFonts w:ascii="Times New Roman" w:eastAsia="Roboto Mono" w:hAnsi="Times New Roman" w:cs="Times New Roman"/>
+          <w:b/>
+          <w:sz w:val="28"/>
+          <w:szCs w:val="28"/>
+        </w:rPr>
+        <w:t>Виконала:</w:t>
+      </w:r>
+    </w:p>
+    <w:p>
+      <w:pPr>
+        <w:jc w:val="right"/>
+        <w:rPr>
+          <w:rFonts w:ascii="Times New Roman" w:eastAsia="Roboto Mono" w:hAnsi="Times New Roman" w:cs="Times New Roman"/>
+          <w:b/>
+          <w:sz w:val="28"/>
+          <w:szCs w:val="28"/>
+        </w:rPr>
+      </w:pPr>
+      <w:r>
+        <w:rPr>
+          <w:rFonts w:ascii="Times New Roman" w:eastAsia="Roboto Mono" w:hAnsi="Times New Roman" w:cs="Times New Roman"/>
+          <w:b/>
+          <w:sz w:val="28"/>
+          <w:szCs w:val="28"/>
+        </w:rPr>
+        <w:t>Студентка групи ФБ-42мп</w:t>
+      </w:r>
+    </w:p>
+    <w:p>
+      <w:pPr>
+        <w:jc w:val="right"/>
+        <w:rPr>
+          <w:rFonts w:ascii="Times New Roman" w:eastAsia="Roboto Mono" w:hAnsi="Times New Roman" w:cs="Times New Roman"/>
+          <w:b/>
+          <w:sz w:val="28"/>
+          <w:szCs w:val="28"/>
+        </w:rPr>
+      </w:pPr>
+      <w:r>
+        <w:rPr>
+          <w:rFonts w:ascii="Times New Roman" w:eastAsia="Roboto Mono" w:hAnsi="Times New Roman" w:cs="Times New Roman"/>
+          <w:b/>
+          <w:sz w:val="28"/>
+          <w:szCs w:val="28"/>
+        </w:rPr>
+        <w:t>Легойда Юлія</w:t>
+      </w:r>
+    </w:p>
+    <w:p>
+      <w:pPr>
+        <w:jc w:val="right"/>
+        <w:rPr>
+          <w:rFonts w:ascii="Times New Roman" w:eastAsia="Roboto Mono" w:hAnsi="Times New Roman" w:cs="Times New Roman"/>
+          <w:b/>
+          <w:sz w:val="28"/>
+          <w:szCs w:val="28"/>
+        </w:rPr>
+      </w:pPr>
+    </w:p>
+    <w:p>
+      <w:pPr>
+        <w:jc w:val="right"/>
+        <w:rPr>
+          <w:rFonts w:ascii="Times New Roman" w:eastAsia="Roboto Mono" w:hAnsi="Times New Roman" w:cs="Times New Roman"/>
+          <w:b/>
+          <w:sz w:val="28"/>
+          <w:szCs w:val="28"/>
+        </w:rPr>
+      </w:pPr>
+    </w:p>
+    <w:p>
+      <w:pPr>
+        <w:jc w:val="right"/>
+        <w:rPr>
+          <w:rFonts w:ascii="Times New Roman" w:eastAsia="Roboto Mono" w:hAnsi="Times New Roman" w:cs="Times New Roman"/>
+          <w:b/>
+          <w:sz w:val="28"/>
+          <w:szCs w:val="28"/>
+        </w:rPr>
+      </w:pPr>
+    </w:p>
+    <w:p>
+      <w:pPr>
+        <w:jc w:val="right"/>
+        <w:rPr>
+          <w:rFonts w:ascii="Times New Roman" w:eastAsia="Roboto Mono" w:hAnsi="Times New Roman" w:cs="Times New Roman"/>
+          <w:b/>
+          <w:sz w:val="28"/>
+          <w:szCs w:val="28"/>
+        </w:rPr>
+      </w:pPr>
+    </w:p>
+    <w:p>
+      <w:pPr>
+        <w:jc w:val="right"/>
+        <w:rPr>
+          <w:rFonts w:ascii="Times New Roman" w:eastAsia="Roboto Mono" w:hAnsi="Times New Roman" w:cs="Times New Roman"/>
+          <w:b/>
+          <w:sz w:val="28"/>
+          <w:szCs w:val="28"/>
+        </w:rPr>
+      </w:pPr>
+    </w:p>
+    <w:p>
+      <w:pPr>
+        <w:jc w:val="right"/>
+        <w:rPr>
+          <w:rFonts w:ascii="Times New Roman" w:eastAsia="Roboto Mono" w:hAnsi="Times New Roman" w:cs="Times New Roman"/>
+          <w:b/>
+          <w:sz w:val="28"/>
+          <w:szCs w:val="28"/>
+        </w:rPr>
+      </w:pPr>
+    </w:p>
+    <w:p>
+      <w:pPr>
+        <w:jc w:val="right"/>
+        <w:rPr>
+          <w:rFonts w:ascii="Times New Roman" w:eastAsia="Roboto Mono" w:hAnsi="Times New Roman" w:cs="Times New Roman"/>
+          <w:b/>
+          <w:sz w:val="28"/>
+          <w:szCs w:val="28"/>
+        </w:rPr>
+      </w:pPr>
+    </w:p>
+    <w:p>
+      <w:pPr>
+        <w:jc w:val="right"/>
+        <w:rPr>
+          <w:rFonts w:ascii="Times New Roman" w:eastAsia="Roboto Mono" w:hAnsi="Times New Roman" w:cs="Times New Roman"/>
+          <w:b/>
+          <w:sz w:val="28"/>
+          <w:szCs w:val="28"/>
+        </w:rPr>
+      </w:pPr>
+    </w:p>
+    <w:p>
+      <w:pPr>
+        <w:jc w:val="right"/>
+        <w:rPr>
+          <w:rFonts w:ascii="Times New Roman" w:eastAsia="Roboto Mono" w:hAnsi="Times New Roman" w:cs="Times New Roman"/>
+          <w:b/>
+          <w:sz w:val="28"/>
+          <w:szCs w:val="28"/>
+        </w:rPr>
+      </w:pPr>
+    </w:p>
+    <w:p>
+      <w:pPr>
+        <w:jc w:val="center"/>
+        <w:rPr>
+          <w:rFonts w:ascii="Times New Roman" w:eastAsia="Roboto Mono" w:hAnsi="Times New Roman" w:cs="Times New Roman"/>
+          <w:b/>
+          <w:sz w:val="28"/>
+          <w:szCs w:val="28"/>
+        </w:rPr>
+      </w:pPr>
+      <w:r>
+        <w:rPr>
+          <w:rFonts w:ascii="Times New Roman" w:eastAsia="Roboto Mono" w:hAnsi="Times New Roman" w:cs="Times New Roman"/>
+          <w:b/>
+          <w:sz w:val="28"/>
+          <w:szCs w:val="28"/>
+        </w:rPr>
+        <w:t>2025</w:t>
+      </w:r>
+    </w:p>
+    <w:p>
+      <w:pPr>
+        <w:rPr>
+          <w:rFonts w:ascii="Times New Roman" w:hAnsi="Times New Roman" w:cs="Times New Roman"/>
+          <w:sz w:val="24"/>
+          <w:szCs w:val="24"/>
+        </w:rPr>
+      </w:pPr>
+    </w:p>
+    <w:p/>
+    <w:p>
+      <w:pPr>
+        <w:rPr>
+          <w:rFonts w:ascii="Times New Roman" w:hAnsi="Times New Roman" w:cs="Times New Roman"/>
+          <w:sz w:val="24"/>
+          <w:szCs w:val="24"/>
+        </w:rPr>
+      </w:pPr>
+      <w:r>
+        <w:rPr>
+          <w:rFonts w:ascii="Times New Roman" w:hAnsi="Times New Roman" w:cs="Times New Roman"/>
+          <w:b/>
+          <w:bCs/>
+          <w:sz w:val="24"/>
+          <w:szCs w:val="24"/>
+        </w:rPr>
+        <w:lastRenderedPageBreak/>
+        <w:t>Завдання:</w:t>
+      </w:r>
+      <w:r>
+        <w:rPr>
+          <w:rFonts w:ascii="Times New Roman" w:hAnsi="Times New Roman" w:cs="Times New Roman"/>
+          <w:sz w:val="24"/>
+          <w:szCs w:val="24"/>
+        </w:rPr>
+        <w:t xml:space="preserve"> </w:t>
+      </w:r>
+      <w:r>
+        <w:rPr>
+          <w:rFonts w:ascii="Times New Roman" w:hAnsi="Times New Roman" w:cs="Times New Roman"/>
+          <w:sz w:val="24"/>
+          <w:szCs w:val="24"/>
+        </w:rPr>
+        <w:t>з</w:t>
+      </w:r>
+      <w:r>
+        <w:rPr>
+          <w:rFonts w:ascii="Times New Roman" w:hAnsi="Times New Roman" w:cs="Times New Roman"/>
+          <w:sz w:val="24"/>
+          <w:szCs w:val="24"/>
+        </w:rPr>
+        <w:t>робити парсинг певної соцмережі(фейсбук, тредс, Х) та  створити БД для виявлення певних повідомлень (ключових слів). Зробити аналіз на виявлення аномальної поведінки(наприклад використання тригерних слів). Як розширення - якщо аналітика вивлиться інформтивною -  виявляти ботів. Оформити зівтом.</w:t>
+      </w:r>
+    </w:p>
+    <w:p/>
+    <w:p>
+      <w:r>
+        <w:rPr>
+          <w:noProof/>
+        </w:rPr>
         <w:drawing>
           <wp:inline distT="0" distB="0" distL="0" distR="0" wp14:anchorId="0ABDC222" wp14:editId="0310DEE2">
             <wp:extent cx="6120765" cy="3255010"/>
@@ -43,6 +519,9 @@
     </w:p>
     <w:p>
       <w:r>
+        <w:rPr>
+          <w:noProof/>
+        </w:rPr>
         <w:drawing>
           <wp:inline distT="0" distB="0" distL="0" distR="0" wp14:anchorId="4CE73577" wp14:editId="2A2DD031">
             <wp:extent cx="6120765" cy="1870710"/>
@@ -82,6 +561,9 @@
     </w:p>
     <w:p>
       <w:r>
+        <w:rPr>
+          <w:noProof/>
+        </w:rPr>
         <w:drawing>
           <wp:inline distT="0" distB="0" distL="0" distR="0" wp14:anchorId="2C6DE1CB" wp14:editId="1C9A387A">
             <wp:extent cx="6120765" cy="2785745"/>
@@ -121,6 +603,9 @@
     </w:p>
     <w:p>
       <w:r>
+        <w:rPr>
+          <w:noProof/>
+        </w:rPr>
         <w:lastRenderedPageBreak/>
         <w:drawing>
           <wp:inline distT="0" distB="0" distL="0" distR="0" wp14:anchorId="1C05D67F" wp14:editId="2702932A">
@@ -161,6 +646,9 @@
     </w:p>
     <w:p>
       <w:r>
+        <w:rPr>
+          <w:noProof/>
+        </w:rPr>
         <w:drawing>
           <wp:inline distT="0" distB="0" distL="0" distR="0" wp14:anchorId="1660FC08" wp14:editId="7195C6B3">
             <wp:extent cx="6120765" cy="3227705"/>
@@ -206,6 +694,7 @@
       </w:pPr>
       <w:r>
         <w:rPr>
+          <w:noProof/>
           <w:lang w:val="en-US"/>
         </w:rPr>
         <w:lastRenderedPageBreak/>
@@ -261,6 +750,7 @@
       </w:pPr>
       <w:r>
         <w:rPr>
+          <w:noProof/>
           <w:lang w:val="en-US"/>
         </w:rPr>
         <w:drawing>
@@ -308,6 +798,7 @@
       </w:pPr>
       <w:r>
         <w:rPr>
+          <w:noProof/>
           <w:lang w:val="en-US"/>
         </w:rPr>
         <w:lastRenderedPageBreak/>
@@ -356,6 +847,7 @@
       </w:pPr>
       <w:r>
         <w:rPr>
+          <w:noProof/>
           <w:lang w:val="en-US"/>
         </w:rPr>
         <w:drawing>
@@ -403,6 +895,7 @@
       </w:pPr>
       <w:r>
         <w:rPr>
+          <w:noProof/>
           <w:lang w:val="en-US"/>
         </w:rPr>
         <w:drawing>
@@ -450,6 +943,7 @@
       </w:pPr>
       <w:r>
         <w:rPr>
+          <w:noProof/>
           <w:lang w:val="en-US"/>
         </w:rPr>
         <w:lastRenderedPageBreak/>
@@ -498,6 +992,7 @@
       </w:pPr>
       <w:r>
         <w:rPr>
+          <w:noProof/>
           <w:lang w:val="en-US"/>
         </w:rPr>
         <w:drawing>
